--- a/Project Documentation/Project outline.docx
+++ b/Project Documentation/Project outline.docx
@@ -391,7 +391,10 @@
               <w:t xml:space="preserve">Bad ending, </w:t>
             </w:r>
             <w:r>
-              <w:t>you put an innocent person into prison and are eventually killed by the real killer.</w:t>
+              <w:t xml:space="preserve">you put an innocent person into prison and </w:t>
+            </w:r>
+            <w:r>
+              <w:t>they’re rampage continues</w:t>
             </w:r>
           </w:p>
         </w:tc>
